--- a/6 sem/Приложение нейросетевых алгоритмов/3 part/Вербицкий Данила НС3.docx
+++ b/6 sem/Приложение нейросетевых алгоритмов/3 part/Вербицкий Данила НС3.docx
@@ -4,24 +4,6 @@
   <w:body>
     <w:p>
       <w:r>
-        <w:t xml:space="preserve">### **Доклад для выступления: RBF-сети для решения обратных задач**  </w:t>
-      </w:r>
-    </w:p>
-    <w:p/>
-    <w:p>
-      <w:r>
-        <w:t xml:space="preserve">#### **Введение**  </w:t>
-      </w:r>
-    </w:p>
-    <w:p/>
-    <w:p>
-      <w:r>
-        <w:t xml:space="preserve">Уважаемые коллеги!  </w:t>
-      </w:r>
-    </w:p>
-    <w:p/>
-    <w:p>
-      <w:r>
         <w:t xml:space="preserve">Сегодня мы поговорим о радиальных базисных функциях (RBF-сетях) и их применении для решения обратных задач в науке и инженерии.  </w:t>
       </w:r>
     </w:p>
@@ -147,31 +129,31 @@
     </w:p>
     <w:p>
       <w:r>
+        <w:t xml:space="preserve">   - Каждый нейрон скрытого слоя активируется в зависимости от расстояния между входным вектором и своим центром.  </w:t>
+      </w:r>
+    </w:p>
+    <w:p/>
+    <w:p>
+      <w:r>
+        <w:t xml:space="preserve">2. **Радиальные функции**:  </w:t>
+      </w:r>
+    </w:p>
+    <w:p>
+      <w:r>
+        <w:t xml:space="preserve">   - Используются функции вида **</w:t>
+      </w:r>
+      <w:proofErr w:type="gramStart"/>
+      <w:r>
+        <w:t>φ(</w:t>
+      </w:r>
+      <w:proofErr w:type="gramEnd"/>
+      <w:r>
+        <w:t xml:space="preserve">||x - c||)**, где **x** — вход, **c** — центр функции.  </w:t>
+      </w:r>
+    </w:p>
+    <w:p>
+      <w:r>
         <w:lastRenderedPageBreak/>
-        <w:t xml:space="preserve">   - Каждый нейрон скрытого слоя активируется в зависимости от расстояния между входным вектором и своим центром.  </w:t>
-      </w:r>
-    </w:p>
-    <w:p/>
-    <w:p>
-      <w:r>
-        <w:t xml:space="preserve">2. **Радиальные функции**:  </w:t>
-      </w:r>
-    </w:p>
-    <w:p>
-      <w:r>
-        <w:t xml:space="preserve">   - Используются функции вида **</w:t>
-      </w:r>
-      <w:proofErr w:type="gramStart"/>
-      <w:r>
-        <w:t>φ(</w:t>
-      </w:r>
-      <w:proofErr w:type="gramEnd"/>
-      <w:r>
-        <w:t xml:space="preserve">||x - c||)**, где **x** — вход, **c** — центр функции.  </w:t>
-      </w:r>
-    </w:p>
-    <w:p>
-      <w:r>
         <w:t xml:space="preserve">   - Наиболее распространённая — **гауссова функция**:  </w:t>
       </w:r>
     </w:p>
@@ -411,61 +393,210 @@
     </w:p>
     <w:p>
       <w:r>
+        <w:t xml:space="preserve">1. На вход подаются **широта и долгота**.  </w:t>
+      </w:r>
+    </w:p>
+    <w:p>
+      <w:r>
+        <w:t xml:space="preserve">2. Скрытый слой содержит RBF-нейроны с центрами в ключевых точках (например, столицах).  </w:t>
+      </w:r>
+    </w:p>
+    <w:p>
+      <w:r>
+        <w:t xml:space="preserve">3. Выходной слой выдаёт **средневзвешенное значение** температур этих центров.  </w:t>
+      </w:r>
+    </w:p>
+    <w:p/>
+    <w:p>
+      <w:r>
+        <w:t xml:space="preserve">Таким образом, RBF-сети сочетают **простоту, скорость и точность**, что делает их мощным инструментом для решения задач регрессии, классификации и особенно — **обратных задач**.  </w:t>
+      </w:r>
+    </w:p>
+    <w:p/>
+    <w:p>
+      <w:r>
+        <w:t xml:space="preserve">---  </w:t>
+      </w:r>
+    </w:p>
+    <w:p>
+      <w:r>
+        <w:t xml:space="preserve">*Далее мы рассмотрим, как эти сети применяются в реальных инженерных </w:t>
+      </w:r>
+      <w:proofErr w:type="gramStart"/>
+      <w:r>
+        <w:t>задачах.*</w:t>
+      </w:r>
+      <w:proofErr w:type="gramEnd"/>
+    </w:p>
+    <w:p>
+      <w:r>
+        <w:t xml:space="preserve">### **Обратные задачи: суть**  </w:t>
+      </w:r>
+    </w:p>
+    <w:p/>
+    <w:p>
+      <w:r>
+        <w:t xml:space="preserve">Обратные задачи — это класс задач, в которых требуется **определить неизвестные причины по наблюдаемым следствиям**. Они возникают в ситуациях, когда прямое измерение искомых параметров невозможно или затруднено, но доступны их косвенные проявления.  </w:t>
+      </w:r>
+    </w:p>
+    <w:p/>
+    <w:p>
+      <w:r>
+        <w:t xml:space="preserve">#### **Основные </w:t>
+      </w:r>
+      <w:proofErr w:type="gramStart"/>
+      <w:r>
+        <w:t>характеристики:*</w:t>
+      </w:r>
+      <w:proofErr w:type="gramEnd"/>
+      <w:r>
+        <w:t xml:space="preserve">*  </w:t>
+      </w:r>
+    </w:p>
+    <w:p>
+      <w:r>
+        <w:t xml:space="preserve">1. **Противопоставление прямым задачам**  </w:t>
+      </w:r>
+    </w:p>
+    <w:p>
+      <w:r>
+        <w:t xml:space="preserve">   - **Прямая задача**: Известны причины → вычисляются следствия.  </w:t>
+      </w:r>
+    </w:p>
+    <w:p>
+      <w:r>
+        <w:t xml:space="preserve">     *</w:t>
+      </w:r>
+      <w:proofErr w:type="gramStart"/>
+      <w:r>
+        <w:t>Пример:*</w:t>
+      </w:r>
+      <w:proofErr w:type="gramEnd"/>
+      <w:r>
+        <w:t xml:space="preserve"> Расчёт деформации балки при заданной нагрузке.  </w:t>
+      </w:r>
+    </w:p>
+    <w:p>
+      <w:r>
+        <w:t xml:space="preserve">   - **Обратная задача**: Известны следствия → определяются причины.  </w:t>
+      </w:r>
+    </w:p>
+    <w:p>
+      <w:r>
+        <w:t xml:space="preserve">     *</w:t>
+      </w:r>
+      <w:proofErr w:type="gramStart"/>
+      <w:r>
+        <w:t>Пример:*</w:t>
+      </w:r>
+      <w:proofErr w:type="gramEnd"/>
+      <w:r>
+        <w:t xml:space="preserve"> Определение нагрузки на балку по её деформированному состоянию.  </w:t>
+      </w:r>
+    </w:p>
+    <w:p/>
+    <w:p>
+      <w:r>
+        <w:t xml:space="preserve">2. **Типичные свойства обратных задач**  </w:t>
+      </w:r>
+    </w:p>
+    <w:p>
+      <w:r>
+        <w:t xml:space="preserve">   - **Некорректность** (по Адамару): Решение может быть неединственным или неустойчивым.  </w:t>
+      </w:r>
+    </w:p>
+    <w:p>
+      <w:r>
+        <w:t xml:space="preserve">   - **Чувствительность к шуму**: Маленькие ошибки в данных могут приводить к большим ошибкам в решении.  </w:t>
+      </w:r>
+    </w:p>
+    <w:p>
+      <w:r>
+        <w:t xml:space="preserve">   - **Необходимость регуляризации**: Требуются специальные методы (например, *метод Тихонова*) для стабилизации решения.  </w:t>
+      </w:r>
+    </w:p>
+    <w:p/>
+    <w:p>
+      <w:r>
+        <w:t xml:space="preserve">#### **Примеры в науке и </w:t>
+      </w:r>
+      <w:proofErr w:type="gramStart"/>
+      <w:r>
+        <w:t>технике:*</w:t>
+      </w:r>
+      <w:proofErr w:type="gramEnd"/>
+      <w:r>
+        <w:t xml:space="preserve">*  </w:t>
+      </w:r>
+    </w:p>
+    <w:p>
+      <w:r>
+        <w:t xml:space="preserve">| Область          | Прямая задача                          | Обратная задача                          |  </w:t>
+      </w:r>
+    </w:p>
+    <w:p>
+      <w:r>
+        <w:t xml:space="preserve">|------------------|----------------------------------------|------------------------------------------|  </w:t>
+      </w:r>
+    </w:p>
+    <w:p>
+      <w:r>
+        <w:t xml:space="preserve">| **Механика**     | Расчёт напряжений по известной нагрузке | Определение нагрузки по деформации       |  </w:t>
+      </w:r>
+    </w:p>
+    <w:p>
+      <w:r>
         <w:lastRenderedPageBreak/>
-        <w:t xml:space="preserve">1. На вход подаются **широта и долгота**.  </w:t>
-      </w:r>
-    </w:p>
-    <w:p>
-      <w:r>
-        <w:t xml:space="preserve">2. Скрытый слой содержит RBF-нейроны с центрами в ключевых точках (например, столицах).  </w:t>
-      </w:r>
-    </w:p>
-    <w:p>
-      <w:r>
-        <w:t xml:space="preserve">3. Выходной слой выдаёт **средневзвешенное значение** температур этих центров.  </w:t>
-      </w:r>
-    </w:p>
-    <w:p/>
-    <w:p>
-      <w:r>
-        <w:t xml:space="preserve">Таким образом, RBF-сети сочетают **простоту, скорость и точность**, что делает их мощным инструментом для решения задач регрессии, классификации и особенно — **обратных задач**.  </w:t>
-      </w:r>
-    </w:p>
-    <w:p/>
-    <w:p>
-      <w:r>
-        <w:t xml:space="preserve">---  </w:t>
-      </w:r>
-    </w:p>
-    <w:p>
-      <w:r>
-        <w:t xml:space="preserve">*Далее мы рассмотрим, как эти сети применяются в реальных инженерных </w:t>
+        <w:t xml:space="preserve">| **Оптика**       | Моделирование искажений линзы          | Расчёт формы линзы по искажённому изображению |  </w:t>
+      </w:r>
+    </w:p>
+    <w:p>
+      <w:r>
+        <w:t xml:space="preserve">| **Гидрология**   | Прогноз распространения загрязнения     | Локализация источника загрязнения        |  </w:t>
+      </w:r>
+    </w:p>
+    <w:p>
+      <w:r>
+        <w:t xml:space="preserve">| **Медицина**     | Моделирование ЭКГ при заданных параметрах сердца | Диагностика патологий по ЭКГ          |  </w:t>
+      </w:r>
+    </w:p>
+    <w:p/>
+    <w:p>
+      <w:r>
+        <w:t xml:space="preserve">#### **Почему RBF-сети подходят для обратных </w:t>
       </w:r>
       <w:proofErr w:type="gramStart"/>
       <w:r>
-        <w:t>задачах.*</w:t>
+        <w:t>задач?*</w:t>
       </w:r>
       <w:proofErr w:type="gramEnd"/>
-    </w:p>
-    <w:p>
-      <w:r>
-        <w:t xml:space="preserve">### **Обратные задачи: суть**  </w:t>
-      </w:r>
-    </w:p>
-    <w:p/>
-    <w:p>
-      <w:r>
-        <w:t xml:space="preserve">Обратные задачи — это класс задач, в которых требуется **определить неизвестные причины по наблюдаемым следствиям**. Они возникают в ситуациях, когда прямое измерение искомых параметров невозможно или затруднено, но доступны их косвенные проявления.  </w:t>
-      </w:r>
-    </w:p>
-    <w:p/>
-    <w:p>
-      <w:r>
-        <w:t xml:space="preserve">#### **Основные </w:t>
+      <w:r>
+        <w:t xml:space="preserve">*  </w:t>
+      </w:r>
+    </w:p>
+    <w:p>
+      <w:r>
+        <w:t xml:space="preserve">1. **Аппроксимация нелинейностей**: Многие обратные задачи описываются сложными неявными зависимостями.  </w:t>
+      </w:r>
+    </w:p>
+    <w:p>
+      <w:r>
+        <w:t xml:space="preserve">2. **Устойчивость к шуму**: RBF-сети могут фильтровать помехи за счёт гладких базисных функций.  </w:t>
+      </w:r>
+    </w:p>
+    <w:p>
+      <w:r>
+        <w:t xml:space="preserve">3. **Вычислительная эффективность**: Быстрое обучение критично для задач, требующих многократных решений (например, мониторинг в реальном времени).  </w:t>
+      </w:r>
+    </w:p>
+    <w:p/>
+    <w:p>
+      <w:r>
+        <w:t xml:space="preserve">#### **Сложности и </w:t>
       </w:r>
       <w:proofErr w:type="gramStart"/>
       <w:r>
-        <w:t>характеристики:*</w:t>
+        <w:t>решения:*</w:t>
       </w:r>
       <w:proofErr w:type="gramEnd"/>
       <w:r>
@@ -474,366 +605,216 @@
     </w:p>
     <w:p>
       <w:r>
-        <w:t xml:space="preserve">1. **Противопоставление прямым задачам**  </w:t>
-      </w:r>
-    </w:p>
-    <w:p>
-      <w:r>
-        <w:t xml:space="preserve">   - **Прямая задача**: Известны причины → вычисляются следствия.  </w:t>
-      </w:r>
-    </w:p>
-    <w:p>
-      <w:r>
-        <w:t xml:space="preserve">     *</w:t>
+        <w:t xml:space="preserve">- **Проблема**: Недостаток данных для обучения.  </w:t>
+      </w:r>
+    </w:p>
+    <w:p>
+      <w:r>
+        <w:t xml:space="preserve">  **Решение**: Использование синтетических данных на основе физических моделей.  </w:t>
+      </w:r>
+    </w:p>
+    <w:p>
+      <w:r>
+        <w:t xml:space="preserve">- **Проблема**: Выбор оптимальных параметров RBF-сети (число центров, их расположение).  </w:t>
+      </w:r>
+    </w:p>
+    <w:p>
+      <w:r>
+        <w:t xml:space="preserve">  **Решение**: Адаптивные алгоритмы (например, *гибридные методы кластеризации*).  </w:t>
+      </w:r>
+    </w:p>
+    <w:p/>
+    <w:p>
+      <w:r>
+        <w:t>### **Применение RBF-сетей в механике**</w:t>
+      </w:r>
+    </w:p>
+    <w:p/>
+    <w:p>
+      <w:r>
+        <w:t>Обратные задачи в механике представляют особый интерес для инженеров и исследователей, так как позволяют определять скрытые параметры систем по наблюдаемым результатам их работы. RBF-сети оказываются особенно полезными благодаря своей способности аппроксимировать сложные нелинейные зависимости, характерные для механических систем.</w:t>
+      </w:r>
+    </w:p>
+    <w:p/>
+    <w:p>
+      <w:r>
+        <w:t xml:space="preserve">#### **Ключевые направления </w:t>
       </w:r>
       <w:proofErr w:type="gramStart"/>
       <w:r>
-        <w:t>Пример:*</w:t>
+        <w:t>применения:*</w:t>
       </w:r>
       <w:proofErr w:type="gramEnd"/>
       <w:r>
-        <w:t xml:space="preserve"> Расчёт деформации балки при заданной нагрузке.  </w:t>
-      </w:r>
-    </w:p>
-    <w:p>
-      <w:r>
-        <w:t xml:space="preserve">   - **Обратная задача**: Известны следствия → определяются причины.  </w:t>
-      </w:r>
-    </w:p>
-    <w:p>
-      <w:r>
-        <w:t xml:space="preserve">     *</w:t>
+        <w:t>*</w:t>
+      </w:r>
+    </w:p>
+    <w:p/>
+    <w:p>
+      <w:r>
+        <w:t>1. **Определение механических напряжений по деформациям**</w:t>
+      </w:r>
+    </w:p>
+    <w:p>
+      <w:r>
+        <w:t xml:space="preserve">   </w:t>
+      </w:r>
+    </w:p>
+    <w:p>
+      <w:r>
+        <w:lastRenderedPageBreak/>
+        <w:t xml:space="preserve">   - **Задача**: По измеренным деформациям конструкции определить распределение внутренних напряжений.</w:t>
+      </w:r>
+    </w:p>
+    <w:p>
+      <w:r>
+        <w:t xml:space="preserve">   - **Решение с RBF**:</w:t>
+      </w:r>
+    </w:p>
+    <w:p>
+      <w:r>
+        <w:t xml:space="preserve">     * Сеть обучается на данных "деформация-напряжение", полученных экспериментально или методом конечных элементов</w:t>
+      </w:r>
+    </w:p>
+    <w:p>
+      <w:r>
+        <w:t xml:space="preserve">     * После обучения может предсказывать напряжения для новых случаев деформации</w:t>
+      </w:r>
+    </w:p>
+    <w:p>
+      <w:r>
+        <w:t xml:space="preserve">     * Особенно полезно для мониторинга состояния конструкций в реальном времени</w:t>
+      </w:r>
+    </w:p>
+    <w:p/>
+    <w:p>
+      <w:r>
+        <w:t>2. **Идентификация свойств материалов**</w:t>
+      </w:r>
+    </w:p>
+    <w:p>
+      <w:r>
+        <w:t xml:space="preserve">   </w:t>
+      </w:r>
+    </w:p>
+    <w:p>
+      <w:r>
+        <w:t xml:space="preserve">   - **Задача**: Определить механические характеристики материала (модуль упругости, предел прочности) по результатам испытаний.</w:t>
+      </w:r>
+    </w:p>
+    <w:p>
+      <w:r>
+        <w:t xml:space="preserve">   - **Преимущества RBF**:</w:t>
+      </w:r>
+    </w:p>
+    <w:p>
+      <w:r>
+        <w:t xml:space="preserve">     * Способность работать с неполными данными испытаний</w:t>
+      </w:r>
+    </w:p>
+    <w:p>
+      <w:r>
+        <w:t xml:space="preserve">     * Учет нелинейных эффектов при деформации материалов</w:t>
+      </w:r>
+    </w:p>
+    <w:p>
+      <w:r>
+        <w:t xml:space="preserve">     * Быстрое получение результатов по сравнению с традиционными методами</w:t>
+      </w:r>
+    </w:p>
+    <w:p/>
+    <w:p>
+      <w:r>
+        <w:t>3. **Диагностика повреждений конструкций**</w:t>
+      </w:r>
+    </w:p>
+    <w:p>
+      <w:r>
+        <w:t xml:space="preserve">   </w:t>
+      </w:r>
+    </w:p>
+    <w:p>
+      <w:r>
+        <w:t xml:space="preserve">   - **Задача**: Выявить наличие, расположение и степень повреждений по изменениям динамических характеристик.</w:t>
+      </w:r>
+    </w:p>
+    <w:p>
+      <w:r>
+        <w:t xml:space="preserve">   - **Реализация**:</w:t>
+      </w:r>
+    </w:p>
+    <w:p>
+      <w:r>
+        <w:t xml:space="preserve">     * RBF-сеть анализирует изменения частот собственных колебаний</w:t>
+      </w:r>
+    </w:p>
+    <w:p>
+      <w:r>
+        <w:t xml:space="preserve">     * Может работать с зашумленными данными </w:t>
+      </w:r>
+      <w:proofErr w:type="spellStart"/>
+      <w:r>
+        <w:t>вибродиагностики</w:t>
+      </w:r>
+      <w:proofErr w:type="spellEnd"/>
+    </w:p>
+    <w:p>
+      <w:r>
+        <w:t xml:space="preserve">     * Позволяет обнаруживать повреждения на ранних стадиях</w:t>
+      </w:r>
+    </w:p>
+    <w:p/>
+    <w:p>
+      <w:r>
+        <w:t xml:space="preserve">#### **Пример практической </w:t>
       </w:r>
       <w:proofErr w:type="gramStart"/>
       <w:r>
-        <w:t>Пример:*</w:t>
+        <w:t>реализации:*</w:t>
       </w:r>
       <w:proofErr w:type="gramEnd"/>
       <w:r>
-        <w:t xml:space="preserve"> Определение нагрузки на балку по её деформированному состоянию.  </w:t>
-      </w:r>
-    </w:p>
-    <w:p/>
-    <w:p>
-      <w:r>
-        <w:t xml:space="preserve">2. **Типичные свойства обратных задач**  </w:t>
-      </w:r>
-    </w:p>
-    <w:p>
-      <w:r>
-        <w:t xml:space="preserve">   - **Некорректность** (по Адамару): Решение может быть неединственным или неустойчивым.  </w:t>
-      </w:r>
-    </w:p>
-    <w:p>
-      <w:r>
-        <w:t xml:space="preserve">   - **Чувствительность к шуму**: Маленькие ошибки в данных могут приводить к большим ошибкам в решении.  </w:t>
-      </w:r>
-    </w:p>
-    <w:p>
-      <w:r>
-        <w:t xml:space="preserve">   - **Необходимость регуляризации**: Требуются специальные методы (например, *метод Тихонова*) для стабилизации решения.  </w:t>
-      </w:r>
-    </w:p>
-    <w:p/>
-    <w:p>
-      <w:r>
-        <w:t xml:space="preserve">#### **Примеры в науке и </w:t>
-      </w:r>
-      <w:proofErr w:type="gramStart"/>
-      <w:r>
-        <w:t>технике:*</w:t>
-      </w:r>
-      <w:proofErr w:type="gramEnd"/>
-      <w:r>
-        <w:t xml:space="preserve">*  </w:t>
-      </w:r>
-    </w:p>
-    <w:p>
-      <w:r>
-        <w:t xml:space="preserve">| Область          | Прямая задача                          | Обратная задача                          |  </w:t>
+        <w:t>*</w:t>
+      </w:r>
+    </w:p>
+    <w:p/>
+    <w:p>
+      <w:r>
+        <w:t xml:space="preserve">Рассмотрим задачу **определения нагрузки на крыло самолёта** по данным </w:t>
+      </w:r>
+      <w:proofErr w:type="spellStart"/>
+      <w:r>
+        <w:t>тензодатчиков</w:t>
+      </w:r>
+      <w:proofErr w:type="spellEnd"/>
+      <w:r>
+        <w:t>:</w:t>
+      </w:r>
+    </w:p>
+    <w:p/>
+    <w:p>
+      <w:r>
+        <w:t>1. **Этап обучения**:</w:t>
+      </w:r>
+    </w:p>
+    <w:p>
+      <w:r>
+        <w:t xml:space="preserve">   - Собираются данные о деформациях при известных нагрузках</w:t>
+      </w:r>
+    </w:p>
+    <w:p>
+      <w:r>
+        <w:t xml:space="preserve">   - Сеть обучается устанавливать соответствие "деформация-нагрузка"</w:t>
+      </w:r>
+    </w:p>
+    <w:p>
+      <w:r>
+        <w:t xml:space="preserve">   </w:t>
       </w:r>
     </w:p>
     <w:p>
       <w:r>
         <w:lastRenderedPageBreak/>
-        <w:t xml:space="preserve">|------------------|----------------------------------------|------------------------------------------|  </w:t>
-      </w:r>
-    </w:p>
-    <w:p>
-      <w:r>
-        <w:t xml:space="preserve">| **Механика**     | Расчёт напряжений по известной нагрузке | Определение нагрузки по деформации       |  </w:t>
-      </w:r>
-    </w:p>
-    <w:p>
-      <w:r>
-        <w:t xml:space="preserve">| **Оптика**       | Моделирование искажений линзы          | Расчёт формы линзы по искажённому изображению |  </w:t>
-      </w:r>
-    </w:p>
-    <w:p>
-      <w:r>
-        <w:t xml:space="preserve">| **Гидрология**   | Прогноз распространения загрязнения     | Локализация источника загрязнения        |  </w:t>
-      </w:r>
-    </w:p>
-    <w:p>
-      <w:r>
-        <w:t xml:space="preserve">| **Медицина**     | Моделирование ЭКГ при заданных параметрах сердца | Диагностика патологий по ЭКГ          |  </w:t>
-      </w:r>
-    </w:p>
-    <w:p/>
-    <w:p>
-      <w:r>
-        <w:t xml:space="preserve">#### **Почему RBF-сети подходят для обратных </w:t>
-      </w:r>
-      <w:proofErr w:type="gramStart"/>
-      <w:r>
-        <w:t>задач?*</w:t>
-      </w:r>
-      <w:proofErr w:type="gramEnd"/>
-      <w:r>
-        <w:t xml:space="preserve">*  </w:t>
-      </w:r>
-    </w:p>
-    <w:p>
-      <w:r>
-        <w:t xml:space="preserve">1. **Аппроксимация нелинейностей**: Многие обратные задачи описываются сложными неявными зависимостями.  </w:t>
-      </w:r>
-    </w:p>
-    <w:p>
-      <w:r>
-        <w:t xml:space="preserve">2. **Устойчивость к шуму**: RBF-сети могут фильтровать помехи за счёт гладких базисных функций.  </w:t>
-      </w:r>
-    </w:p>
-    <w:p>
-      <w:r>
-        <w:t xml:space="preserve">3. **Вычислительная эффективность**: Быстрое обучение критично для задач, требующих многократных решений (например, мониторинг в реальном времени).  </w:t>
-      </w:r>
-    </w:p>
-    <w:p/>
-    <w:p>
-      <w:r>
-        <w:t xml:space="preserve">#### **Сложности и </w:t>
-      </w:r>
-      <w:proofErr w:type="gramStart"/>
-      <w:r>
-        <w:t>решения:*</w:t>
-      </w:r>
-      <w:proofErr w:type="gramEnd"/>
-      <w:r>
-        <w:t xml:space="preserve">*  </w:t>
-      </w:r>
-    </w:p>
-    <w:p>
-      <w:r>
-        <w:t xml:space="preserve">- **Проблема**: Недостаток данных для обучения.  </w:t>
-      </w:r>
-    </w:p>
-    <w:p>
-      <w:r>
-        <w:t xml:space="preserve">  **Решение**: Использование синтетических данных на основе физических моделей.  </w:t>
-      </w:r>
-    </w:p>
-    <w:p>
-      <w:r>
-        <w:t xml:space="preserve">- **Проблема**: Выбор оптимальных параметров RBF-сети (число центров, их расположение).  </w:t>
-      </w:r>
-    </w:p>
-    <w:p>
-      <w:r>
-        <w:t xml:space="preserve">  **Решение**: Адаптивные алгоритмы (например, *гибридные методы кластеризации*).  </w:t>
-      </w:r>
-    </w:p>
-    <w:p/>
-    <w:p>
-      <w:r>
-        <w:t>### **Применение RBF-сетей в механике**</w:t>
-      </w:r>
-    </w:p>
-    <w:p/>
-    <w:p>
-      <w:r>
-        <w:t>Обратные задачи в механике представляют особый интерес для инженеров и исследователей, так как позволяют определять скрытые параметры систем по наблюдаемым результатам их работы. RBF-сети оказываются особенно полезными благодаря своей способности аппроксимировать сложные нелинейные зависимости, характерные для механических систем.</w:t>
-      </w:r>
-    </w:p>
-    <w:p/>
-    <w:p>
-      <w:r>
-        <w:t xml:space="preserve">#### **Ключевые направления </w:t>
-      </w:r>
-      <w:proofErr w:type="gramStart"/>
-      <w:r>
-        <w:t>применения:*</w:t>
-      </w:r>
-      <w:proofErr w:type="gramEnd"/>
-      <w:r>
-        <w:t>*</w:t>
-      </w:r>
-    </w:p>
-    <w:p/>
-    <w:p>
-      <w:r>
-        <w:lastRenderedPageBreak/>
-        <w:t>1. **Определение механических напряжений по деформациям**</w:t>
-      </w:r>
-    </w:p>
-    <w:p>
-      <w:r>
-        <w:t xml:space="preserve">   </w:t>
-      </w:r>
-    </w:p>
-    <w:p>
-      <w:r>
-        <w:t xml:space="preserve">   - **Задача**: По измеренным деформациям конструкции определить распределение внутренних напряжений.</w:t>
-      </w:r>
-    </w:p>
-    <w:p>
-      <w:r>
-        <w:t xml:space="preserve">   - **Решение с RBF**:</w:t>
-      </w:r>
-    </w:p>
-    <w:p>
-      <w:r>
-        <w:t xml:space="preserve">     * Сеть обучается на данных "деформация-напряжение", полученных экспериментально или методом конечных элементов</w:t>
-      </w:r>
-    </w:p>
-    <w:p>
-      <w:r>
-        <w:t xml:space="preserve">     * После обучения может предсказывать напряжения для новых случаев деформации</w:t>
-      </w:r>
-    </w:p>
-    <w:p>
-      <w:r>
-        <w:t xml:space="preserve">     * Особенно полезно для мониторинга состояния конструкций в реальном времени</w:t>
-      </w:r>
-    </w:p>
-    <w:p/>
-    <w:p>
-      <w:r>
-        <w:t>2. **Идентификация свойств материалов**</w:t>
-      </w:r>
-    </w:p>
-    <w:p>
-      <w:r>
-        <w:t xml:space="preserve">   </w:t>
-      </w:r>
-    </w:p>
-    <w:p>
-      <w:r>
-        <w:t xml:space="preserve">   - **Задача**: Определить механические характеристики материала (модуль упругости, предел прочности) по результатам испытаний.</w:t>
-      </w:r>
-    </w:p>
-    <w:p>
-      <w:r>
-        <w:t xml:space="preserve">   - **Преимущества RBF**:</w:t>
-      </w:r>
-    </w:p>
-    <w:p>
-      <w:r>
-        <w:t xml:space="preserve">     * Способность работать с неполными данными испытаний</w:t>
-      </w:r>
-    </w:p>
-    <w:p>
-      <w:r>
-        <w:t xml:space="preserve">     * Учет нелинейных эффектов при деформации материалов</w:t>
-      </w:r>
-    </w:p>
-    <w:p>
-      <w:r>
-        <w:t xml:space="preserve">     * Быстрое получение результатов по сравнению с традиционными методами</w:t>
-      </w:r>
-    </w:p>
-    <w:p/>
-    <w:p>
-      <w:r>
-        <w:t>3. **Диагностика повреждений конструкций**</w:t>
-      </w:r>
-    </w:p>
-    <w:p>
-      <w:r>
-        <w:t xml:space="preserve">   </w:t>
-      </w:r>
-    </w:p>
-    <w:p>
-      <w:r>
-        <w:t xml:space="preserve">   - **Задача**: Выявить наличие, расположение и степень повреждений по изменениям динамических характеристик.</w:t>
-      </w:r>
-    </w:p>
-    <w:p>
-      <w:r>
-        <w:t xml:space="preserve">   - **Реализация**:</w:t>
-      </w:r>
-    </w:p>
-    <w:p>
-      <w:r>
-        <w:t xml:space="preserve">     * RBF-сеть анализирует изменения частот собственных колебаний</w:t>
-      </w:r>
-    </w:p>
-    <w:p>
-      <w:r>
-        <w:t xml:space="preserve">     * Может работать с зашумленными данными </w:t>
-      </w:r>
-      <w:proofErr w:type="spellStart"/>
-      <w:r>
-        <w:t>вибродиагностики</w:t>
-      </w:r>
-      <w:proofErr w:type="spellEnd"/>
-    </w:p>
-    <w:p>
-      <w:r>
-        <w:t xml:space="preserve">     * Позволяет обнаруживать повреждения на ранних стадиях</w:t>
-      </w:r>
-    </w:p>
-    <w:p/>
-    <w:p>
-      <w:r>
-        <w:t xml:space="preserve">#### **Пример практической </w:t>
-      </w:r>
-      <w:proofErr w:type="gramStart"/>
-      <w:r>
-        <w:t>реализации:*</w:t>
-      </w:r>
-      <w:proofErr w:type="gramEnd"/>
-      <w:r>
-        <w:t>*</w:t>
-      </w:r>
-    </w:p>
-    <w:p/>
-    <w:p>
-      <w:r>
-        <w:t xml:space="preserve">Рассмотрим задачу **определения нагрузки на крыло самолёта** по данным </w:t>
-      </w:r>
-      <w:proofErr w:type="spellStart"/>
-      <w:r>
-        <w:t>тензодатчиков</w:t>
-      </w:r>
-      <w:proofErr w:type="spellEnd"/>
-      <w:r>
-        <w:t>:</w:t>
-      </w:r>
-    </w:p>
-    <w:p/>
-    <w:p>
-      <w:r>
-        <w:t>1. **Этап обучения**:</w:t>
-      </w:r>
-    </w:p>
-    <w:p>
-      <w:r>
-        <w:t xml:space="preserve">   - Собираются данные о деформациях при известных нагрузках</w:t>
-      </w:r>
-    </w:p>
-    <w:p>
-      <w:r>
-        <w:lastRenderedPageBreak/>
-        <w:t xml:space="preserve">   - Сеть обучается устанавливать соответствие "деформация-нагрузка"</w:t>
-      </w:r>
-    </w:p>
-    <w:p>
-      <w:r>
-        <w:t xml:space="preserve">   </w:t>
-      </w:r>
-    </w:p>
-    <w:p>
-      <w:r>
         <w:t>2. **Этап эксплуатации**:</w:t>
       </w:r>
     </w:p>
@@ -1001,7 +982,6 @@
     </w:p>
     <w:p>
       <w:r>
-        <w:lastRenderedPageBreak/>
         <w:t xml:space="preserve">   - Оптимизация формы оптических поверхностей</w:t>
       </w:r>
     </w:p>
@@ -1160,6 +1140,7 @@
     <w:p/>
     <w:p>
       <w:r>
+        <w:lastRenderedPageBreak/>
         <w:t>• Создание гибридных систем, сочетающих RBF-сети с физическими моделями</w:t>
       </w:r>
     </w:p>
@@ -1179,10 +1160,7 @@
         <w:t>**Заключение**: Использование RBF-сетей в оптических системах позволяет существенно повысить точность измерений и качество изображений, открывая новые возможности в астрономии, микроскопии и системах технического зрения. Их применение особенно эффективно в задачах, требующих быстрой обработки сложных нелинейных зависимостей.</w:t>
       </w:r>
     </w:p>
-    <w:p>
-      <w:bookmarkStart w:id="0" w:name="_GoBack"/>
-      <w:bookmarkEnd w:id="0"/>
-    </w:p>
+    <w:p/>
     <w:p>
       <w:r>
         <w:t xml:space="preserve">### **Преимущества RBF-сетей**  </w:t>
@@ -2052,8 +2030,12 @@
         <w:t xml:space="preserve"> или динамически изменяющихся задач могут потребоваться более современные архитектуры нейронных сетей или гибридные подходы.</w:t>
       </w:r>
     </w:p>
-    <w:p/>
+    <w:p>
+      <w:bookmarkStart w:id="0" w:name="_GoBack"/>
+      <w:bookmarkEnd w:id="0"/>
+    </w:p>
     <w:sectPr>
+      <w:footerReference w:type="default" r:id="rId7"/>
       <w:pgSz w:w="11906" w:h="16838"/>
       <w:pgMar w:top="1134" w:right="850" w:bottom="1134" w:left="1701" w:header="708" w:footer="708" w:gutter="0"/>
       <w:cols w:space="708"/>
@@ -2061,6 +2043,101 @@
     </w:sectPr>
   </w:body>
 </w:document>
+</file>
+
+<file path=word/endnotes.xml><?xml version="1.0" encoding="utf-8"?>
+<w:endnotes xmlns:wpc="http://schemas.microsoft.com/office/word/2010/wordprocessingCanvas" xmlns:cx="http://schemas.microsoft.com/office/drawing/2014/chartex" xmlns:mc="http://schemas.openxmlformats.org/markup-compatibility/2006" xmlns:o="urn:schemas-microsoft-com:office:office" xmlns:r="http://schemas.openxmlformats.org/officeDocument/2006/relationships" xmlns:m="http://schemas.openxmlformats.org/officeDocument/2006/math" xmlns:v="urn:schemas-microsoft-com:vml" xmlns:wp14="http://schemas.microsoft.com/office/word/2010/wordprocessingDrawing" xmlns:wp="http://schemas.openxmlformats.org/drawingml/2006/wordprocessingDrawing" xmlns:w10="urn:schemas-microsoft-com:office:word" xmlns:w="http://schemas.openxmlformats.org/wordprocessingml/2006/main" xmlns:w14="http://schemas.microsoft.com/office/word/2010/wordml" xmlns:w15="http://schemas.microsoft.com/office/word/2012/wordml" xmlns:w16se="http://schemas.microsoft.com/office/word/2015/wordml/symex" xmlns:wpg="http://schemas.microsoft.com/office/word/2010/wordprocessingGroup" xmlns:wpi="http://schemas.microsoft.com/office/word/2010/wordprocessingInk" xmlns:wne="http://schemas.microsoft.com/office/word/2006/wordml" xmlns:wps="http://schemas.microsoft.com/office/word/2010/wordprocessingShape" mc:Ignorable="w14 w15 w16se wp14">
+  <w:endnote w:type="separator" w:id="-1">
+    <w:p>
+      <w:pPr>
+        <w:spacing w:after="0" w:line="240" w:lineRule="auto"/>
+      </w:pPr>
+      <w:r>
+        <w:separator/>
+      </w:r>
+    </w:p>
+  </w:endnote>
+  <w:endnote w:type="continuationSeparator" w:id="0">
+    <w:p>
+      <w:pPr>
+        <w:spacing w:after="0" w:line="240" w:lineRule="auto"/>
+      </w:pPr>
+      <w:r>
+        <w:continuationSeparator/>
+      </w:r>
+    </w:p>
+  </w:endnote>
+</w:endnotes>
+</file>
+
+<file path=word/footer1.xml><?xml version="1.0" encoding="utf-8"?>
+<w:ftr xmlns:wpc="http://schemas.microsoft.com/office/word/2010/wordprocessingCanvas" xmlns:cx="http://schemas.microsoft.com/office/drawing/2014/chartex" xmlns:mc="http://schemas.openxmlformats.org/markup-compatibility/2006" xmlns:o="urn:schemas-microsoft-com:office:office" xmlns:r="http://schemas.openxmlformats.org/officeDocument/2006/relationships" xmlns:m="http://schemas.openxmlformats.org/officeDocument/2006/math" xmlns:v="urn:schemas-microsoft-com:vml" xmlns:wp14="http://schemas.microsoft.com/office/word/2010/wordprocessingDrawing" xmlns:wp="http://schemas.openxmlformats.org/drawingml/2006/wordprocessingDrawing" xmlns:w10="urn:schemas-microsoft-com:office:word" xmlns:w="http://schemas.openxmlformats.org/wordprocessingml/2006/main" xmlns:w14="http://schemas.microsoft.com/office/word/2010/wordml" xmlns:w15="http://schemas.microsoft.com/office/word/2012/wordml" xmlns:w16se="http://schemas.microsoft.com/office/word/2015/wordml/symex" xmlns:wpg="http://schemas.microsoft.com/office/word/2010/wordprocessingGroup" xmlns:wpi="http://schemas.microsoft.com/office/word/2010/wordprocessingInk" xmlns:wne="http://schemas.microsoft.com/office/word/2006/wordml" xmlns:wps="http://schemas.microsoft.com/office/word/2010/wordprocessingShape" mc:Ignorable="w14 w15 w16se wp14">
+  <w:sdt>
+    <w:sdtPr>
+      <w:id w:val="-2047208856"/>
+      <w:docPartObj>
+        <w:docPartGallery w:val="Page Numbers (Bottom of Page)"/>
+        <w:docPartUnique/>
+      </w:docPartObj>
+    </w:sdtPr>
+    <w:sdtContent>
+      <w:p>
+        <w:pPr>
+          <w:pStyle w:val="a7"/>
+          <w:jc w:val="center"/>
+        </w:pPr>
+        <w:r>
+          <w:fldChar w:fldCharType="begin"/>
+        </w:r>
+        <w:r>
+          <w:instrText>PAGE   \* MERGEFORMAT</w:instrText>
+        </w:r>
+        <w:r>
+          <w:fldChar w:fldCharType="separate"/>
+        </w:r>
+        <w:r>
+          <w:rPr>
+            <w:noProof/>
+          </w:rPr>
+          <w:t>8</w:t>
+        </w:r>
+        <w:r>
+          <w:fldChar w:fldCharType="end"/>
+        </w:r>
+      </w:p>
+    </w:sdtContent>
+  </w:sdt>
+  <w:p>
+    <w:pPr>
+      <w:pStyle w:val="a7"/>
+    </w:pPr>
+  </w:p>
+</w:ftr>
+</file>
+
+<file path=word/footnotes.xml><?xml version="1.0" encoding="utf-8"?>
+<w:footnotes xmlns:wpc="http://schemas.microsoft.com/office/word/2010/wordprocessingCanvas" xmlns:cx="http://schemas.microsoft.com/office/drawing/2014/chartex" xmlns:mc="http://schemas.openxmlformats.org/markup-compatibility/2006" xmlns:o="urn:schemas-microsoft-com:office:office" xmlns:r="http://schemas.openxmlformats.org/officeDocument/2006/relationships" xmlns:m="http://schemas.openxmlformats.org/officeDocument/2006/math" xmlns:v="urn:schemas-microsoft-com:vml" xmlns:wp14="http://schemas.microsoft.com/office/word/2010/wordprocessingDrawing" xmlns:wp="http://schemas.openxmlformats.org/drawingml/2006/wordprocessingDrawing" xmlns:w10="urn:schemas-microsoft-com:office:word" xmlns:w="http://schemas.openxmlformats.org/wordprocessingml/2006/main" xmlns:w14="http://schemas.microsoft.com/office/word/2010/wordml" xmlns:w15="http://schemas.microsoft.com/office/word/2012/wordml" xmlns:w16se="http://schemas.microsoft.com/office/word/2015/wordml/symex" xmlns:wpg="http://schemas.microsoft.com/office/word/2010/wordprocessingGroup" xmlns:wpi="http://schemas.microsoft.com/office/word/2010/wordprocessingInk" xmlns:wne="http://schemas.microsoft.com/office/word/2006/wordml" xmlns:wps="http://schemas.microsoft.com/office/word/2010/wordprocessingShape" mc:Ignorable="w14 w15 w16se wp14">
+  <w:footnote w:type="separator" w:id="-1">
+    <w:p>
+      <w:pPr>
+        <w:spacing w:after="0" w:line="240" w:lineRule="auto"/>
+      </w:pPr>
+      <w:r>
+        <w:separator/>
+      </w:r>
+    </w:p>
+  </w:footnote>
+  <w:footnote w:type="continuationSeparator" w:id="0">
+    <w:p>
+      <w:pPr>
+        <w:spacing w:after="0" w:line="240" w:lineRule="auto"/>
+      </w:pPr>
+      <w:r>
+        <w:continuationSeparator/>
+      </w:r>
+    </w:p>
+  </w:footnote>
+</w:footnotes>
 </file>
 
 <file path=word/numbering.xml><?xml version="1.0" encoding="utf-8"?>
@@ -2681,6 +2758,58 @@
       <w:szCs w:val="26"/>
     </w:rPr>
   </w:style>
+  <w:style w:type="paragraph" w:styleId="a5">
+    <w:name w:val="header"/>
+    <w:basedOn w:val="a"/>
+    <w:link w:val="a6"/>
+    <w:uiPriority w:val="99"/>
+    <w:unhideWhenUsed/>
+    <w:rsid w:val="00442C91"/>
+    <w:pPr>
+      <w:tabs>
+        <w:tab w:val="center" w:pos="4677"/>
+        <w:tab w:val="right" w:pos="9355"/>
+      </w:tabs>
+      <w:spacing w:after="0" w:line="240" w:lineRule="auto"/>
+    </w:pPr>
+  </w:style>
+  <w:style w:type="character" w:customStyle="1" w:styleId="a6">
+    <w:name w:val="Верхний колонтитул Знак"/>
+    <w:basedOn w:val="a0"/>
+    <w:link w:val="a5"/>
+    <w:uiPriority w:val="99"/>
+    <w:rsid w:val="00442C91"/>
+    <w:rPr>
+      <w:rFonts w:ascii="Times New Roman" w:hAnsi="Times New Roman"/>
+      <w:sz w:val="28"/>
+    </w:rPr>
+  </w:style>
+  <w:style w:type="paragraph" w:styleId="a7">
+    <w:name w:val="footer"/>
+    <w:basedOn w:val="a"/>
+    <w:link w:val="a8"/>
+    <w:uiPriority w:val="99"/>
+    <w:unhideWhenUsed/>
+    <w:rsid w:val="00442C91"/>
+    <w:pPr>
+      <w:tabs>
+        <w:tab w:val="center" w:pos="4677"/>
+        <w:tab w:val="right" w:pos="9355"/>
+      </w:tabs>
+      <w:spacing w:after="0" w:line="240" w:lineRule="auto"/>
+    </w:pPr>
+  </w:style>
+  <w:style w:type="character" w:customStyle="1" w:styleId="a8">
+    <w:name w:val="Нижний колонтитул Знак"/>
+    <w:basedOn w:val="a0"/>
+    <w:link w:val="a7"/>
+    <w:uiPriority w:val="99"/>
+    <w:rsid w:val="00442C91"/>
+    <w:rPr>
+      <w:rFonts w:ascii="Times New Roman" w:hAnsi="Times New Roman"/>
+      <w:sz w:val="28"/>
+    </w:rPr>
+  </w:style>
 </w:styles>
 </file>
 
